--- a/Fiche_Clement_Gregoire_2026-2027.docx
+++ b/Fiche_Clement_Gregoire_2026-2027.docx
@@ -517,7 +517,7 @@
                 <w:sz w:val="16"/>
                 <w:szCs w:val="16"/>
               </w:rPr>
-              <w:t xml:space="preserve">   2015 · 11.2</w:t>
+              <w:t xml:space="preserve">   2015 · 11.3</w:t>
             </w:r>
           </w:p>
         </w:tc>
@@ -720,7 +720,7 @@
                 <w:sz w:val="16"/>
                 <w:szCs w:val="16"/>
               </w:rPr>
-              <w:t xml:space="preserve">   2016 · 9.9</w:t>
+              <w:t xml:space="preserve">   2016 · 10</w:t>
             </w:r>
           </w:p>
         </w:tc>
@@ -775,7 +775,7 @@
                 <w:sz w:val="16"/>
                 <w:szCs w:val="16"/>
               </w:rPr>
-              <w:t xml:space="preserve">   2017 · 8.9</w:t>
+              <w:t xml:space="preserve">   2017 · 9</w:t>
             </w:r>
           </w:p>
         </w:tc>
@@ -978,7 +978,7 @@
                 <w:sz w:val="16"/>
                 <w:szCs w:val="16"/>
               </w:rPr>
-              <w:t xml:space="preserve">   2010 · 16.2</w:t>
+              <w:t xml:space="preserve">   2010 · 16.3</w:t>
             </w:r>
           </w:p>
         </w:tc>

--- a/Fiche_Clement_Gregoire_2026-2027.docx
+++ b/Fiche_Clement_Gregoire_2026-2027.docx
@@ -1614,7 +1614,7 @@
                 <w:sz w:val="16"/>
                 <w:szCs w:val="16"/>
               </w:rPr>
-              <w:t xml:space="preserve">   1982 · 44</w:t>
+              <w:t xml:space="preserve">   1982 · 44.1</w:t>
             </w:r>
           </w:p>
         </w:tc>
